--- a/new/nb-NO/new.docx
+++ b/new/nb-NO/new.docx
@@ -23,13 +23,13 @@
       <w:rPr>
         <w:rFonts w:asciiTheme="minorHAnsi" w:eastAsiaTheme="minorHAnsi" w:hAnsiTheme="minorHAnsi" w:cstheme="minorBidi"/>
         <w:sz w:val="22"/>
+        <w:szCs w:val="22"/>
         <w:lang w:val="nb-NO" w:bidi="ar-SA" w:eastAsia="en-US"/>
-        <w:szCs w:val="22"/>
       </w:rPr>
     </w:rPrDefault>
     <w:pPrDefault>
       <w:pPr>
-        <w:spacing w:after="200" w:line="276" w:lineRule="auto"/>
+        <w:spacing w:after="160" w:line="259" w:lineRule="auto"/>
       </w:pPr>
     </w:pPrDefault>
   </w:docDefaults>
@@ -173,11 +173,203 @@
     <w:lsdException w:name="Bibliography" w:uiPriority="37"/>
     <w:lsdException w:name="TOC Heading" w:uiPriority="39" w:qFormat="1"/>
   </w:latentStyles>
-  <w:style w:type="paragraph" w:default="1" w:styleId="a">
+  <w:style w:type="paragraph" w:default="1" w:styleId="Normal">
     <w:name w:val="Normal"/>
     <w:qFormat/>
   </w:style>
-  <w:style w:type="table" w:default="1" w:styleId="a1">
+  <w:style w:type="paragraph" w:styleId="Heading1">
+    <w:name w:val="heading 1"/>
+    <w:basedOn w:val="Normal"/>
+    <w:next w:val="Normal"/>
+    <w:link w:val="Heading1Char"/>
+    <w:uiPriority w:val="9"/>
+    <w:qFormat/>
+    <w:pPr>
+      <w:keepNext/>
+      <w:keepLines/>
+      <w:spacing w:before="240" w:after="0"/>
+      <w:outlineLvl w:val="0"/>
+    </w:pPr>
+    <w:rPr>
+      <w:rFonts w:asciiTheme="majorHAnsi" w:eastAsiaTheme="majorEastAsia" w:hAnsiTheme="majorHAnsi" w:cstheme="majorBidi"/>
+      <w:color w:val="2F5496" w:themeColor="accent1" w:themeShade="BF"/>
+      <w:sz w:val="32"/>
+      <w:szCs w:val="32"/>
+    </w:rPr>
+  </w:style>
+  <w:style w:type="paragraph" w:styleId="Heading2">
+    <w:name w:val="heading 2"/>
+    <w:basedOn w:val="Normal"/>
+    <w:next w:val="Normal"/>
+    <w:link w:val="Heading2Char"/>
+    <w:uiPriority w:val="9"/>
+    <w:unhideWhenUsed/>
+    <w:qFormat/>
+    <w:pPr>
+      <w:keepNext/>
+      <w:keepLines/>
+      <w:spacing w:before="40" w:after="0"/>
+      <w:outlineLvl w:val="1"/>
+    </w:pPr>
+    <w:rPr>
+      <w:rFonts w:asciiTheme="majorHAnsi" w:eastAsiaTheme="majorEastAsia" w:hAnsiTheme="majorHAnsi" w:cstheme="majorBidi"/>
+      <w:color w:val="2F5496" w:themeColor="accent1" w:themeShade="BF"/>
+      <w:sz w:val="26"/>
+      <w:szCs w:val="26"/>
+    </w:rPr>
+  </w:style>
+  <w:style w:type="paragraph" w:styleId="Heading3">
+    <w:name w:val="heading 3"/>
+    <w:basedOn w:val="Normal"/>
+    <w:next w:val="Normal"/>
+    <w:link w:val="Heading3Char"/>
+    <w:uiPriority w:val="9"/>
+    <w:unhideWhenUsed/>
+    <w:qFormat/>
+    <w:pPr>
+      <w:keepNext/>
+      <w:keepLines/>
+      <w:spacing w:before="40" w:after="0"/>
+      <w:outlineLvl w:val="2"/>
+    </w:pPr>
+    <w:rPr>
+      <w:rFonts w:asciiTheme="majorHAnsi" w:eastAsiaTheme="majorEastAsia" w:hAnsiTheme="majorHAnsi" w:cstheme="majorBidi"/>
+      <w:color w:val="1F3763" w:themeColor="accent1" w:themeShade="7F"/>
+      <w:sz w:val="24"/>
+      <w:szCs w:val="24"/>
+    </w:rPr>
+  </w:style>
+  <w:style w:type="paragraph" w:styleId="Heading4">
+    <w:name w:val="heading 4"/>
+    <w:basedOn w:val="Normal"/>
+    <w:next w:val="Normal"/>
+    <w:link w:val="Heading4Char"/>
+    <w:uiPriority w:val="9"/>
+    <w:unhideWhenUsed/>
+    <w:qFormat/>
+    <w:pPr>
+      <w:keepNext/>
+      <w:keepLines/>
+      <w:spacing w:before="40" w:after="0"/>
+      <w:outlineLvl w:val="3"/>
+    </w:pPr>
+    <w:rPr>
+      <w:rFonts w:asciiTheme="majorHAnsi" w:eastAsiaTheme="majorEastAsia" w:hAnsiTheme="majorHAnsi" w:cstheme="majorBidi"/>
+      <w:i/>
+      <w:iCs/>
+      <w:color w:val="2F5496" w:themeColor="accent1" w:themeShade="BF"/>
+    </w:rPr>
+  </w:style>
+  <w:style w:type="paragraph" w:styleId="Heading5">
+    <w:name w:val="heading 5"/>
+    <w:basedOn w:val="Normal"/>
+    <w:next w:val="Normal"/>
+    <w:link w:val="Heading5Char"/>
+    <w:uiPriority w:val="9"/>
+    <w:unhideWhenUsed/>
+    <w:qFormat/>
+    <w:pPr>
+      <w:keepNext/>
+      <w:keepLines/>
+      <w:spacing w:before="40" w:after="0"/>
+      <w:outlineLvl w:val="4"/>
+    </w:pPr>
+    <w:rPr>
+      <w:rFonts w:asciiTheme="majorHAnsi" w:eastAsiaTheme="majorEastAsia" w:hAnsiTheme="majorHAnsi" w:cstheme="majorBidi"/>
+      <w:color w:val="2F5496" w:themeColor="accent1" w:themeShade="BF"/>
+    </w:rPr>
+  </w:style>
+  <w:style w:type="paragraph" w:styleId="Heading6">
+    <w:name w:val="heading 6"/>
+    <w:basedOn w:val="Normal"/>
+    <w:next w:val="Normal"/>
+    <w:link w:val="Heading6Char"/>
+    <w:uiPriority w:val="9"/>
+    <w:unhideWhenUsed/>
+    <w:qFormat/>
+    <w:pPr>
+      <w:keepNext/>
+      <w:keepLines/>
+      <w:spacing w:before="40" w:after="0"/>
+      <w:outlineLvl w:val="5"/>
+    </w:pPr>
+    <w:rPr>
+      <w:rFonts w:asciiTheme="majorHAnsi" w:eastAsiaTheme="majorEastAsia" w:hAnsiTheme="majorHAnsi" w:cstheme="majorBidi"/>
+      <w:color w:val="1F3763" w:themeColor="accent1" w:themeShade="7F"/>
+    </w:rPr>
+  </w:style>
+  <w:style w:type="paragraph" w:styleId="Heading7">
+    <w:name w:val="heading 7"/>
+    <w:basedOn w:val="Normal"/>
+    <w:next w:val="Normal"/>
+    <w:link w:val="Heading7Char"/>
+    <w:uiPriority w:val="9"/>
+    <w:unhideWhenUsed/>
+    <w:qFormat/>
+    <w:pPr>
+      <w:keepNext/>
+      <w:keepLines/>
+      <w:spacing w:before="40" w:after="0"/>
+      <w:outlineLvl w:val="6"/>
+    </w:pPr>
+    <w:rPr>
+      <w:rFonts w:asciiTheme="majorHAnsi" w:eastAsiaTheme="majorEastAsia" w:hAnsiTheme="majorHAnsi" w:cstheme="majorBidi"/>
+      <w:i/>
+      <w:iCs/>
+      <w:color w:val="1F3763" w:themeColor="accent1" w:themeShade="7F"/>
+    </w:rPr>
+  </w:style>
+  <w:style w:type="paragraph" w:styleId="Heading8">
+    <w:name w:val="heading 8"/>
+    <w:basedOn w:val="Normal"/>
+    <w:next w:val="Normal"/>
+    <w:link w:val="Heading8Char"/>
+    <w:uiPriority w:val="9"/>
+    <w:unhideWhenUsed/>
+    <w:qFormat/>
+    <w:pPr>
+      <w:keepNext/>
+      <w:keepLines/>
+      <w:spacing w:before="40" w:after="0"/>
+      <w:outlineLvl w:val="7"/>
+    </w:pPr>
+    <w:rPr>
+      <w:rFonts w:asciiTheme="majorHAnsi" w:eastAsiaTheme="majorEastAsia" w:hAnsiTheme="majorHAnsi" w:cstheme="majorBidi"/>
+      <w:color w:val="272727" w:themeColor="text1" w:themeTint="D8"/>
+      <w:sz w:val="21"/>
+      <w:szCs w:val="21"/>
+    </w:rPr>
+  </w:style>
+  <w:style w:type="paragraph" w:styleId="Heading9">
+    <w:name w:val="heading 9"/>
+    <w:basedOn w:val="Normal"/>
+    <w:next w:val="Normal"/>
+    <w:link w:val="Heading9Char"/>
+    <w:uiPriority w:val="9"/>
+    <w:unhideWhenUsed/>
+    <w:qFormat/>
+    <w:pPr>
+      <w:keepNext/>
+      <w:keepLines/>
+      <w:spacing w:before="40" w:after="0"/>
+      <w:outlineLvl w:val="8"/>
+    </w:pPr>
+    <w:rPr>
+      <w:rFonts w:asciiTheme="majorHAnsi" w:eastAsiaTheme="majorEastAsia" w:hAnsiTheme="majorHAnsi" w:cstheme="majorBidi"/>
+      <w:i/>
+      <w:iCs/>
+      <w:color w:val="272727" w:themeColor="text1" w:themeTint="D8"/>
+      <w:sz w:val="21"/>
+      <w:szCs w:val="21"/>
+    </w:rPr>
+  </w:style>
+  <w:style w:type="character" w:default="1" w:styleId="DefaultParagraphFont">
+    <w:name w:val="Default Paragraph Font"/>
+    <w:uiPriority w:val="1"/>
+    <w:semiHidden/>
+    <w:unhideWhenUsed/>
+  </w:style>
+  <w:style w:type="table" w:default="1" w:styleId="TableNormal">
     <w:name w:val="Normal Table"/>
     <w:uiPriority w:val="99"/>
     <w:semiHidden/>
@@ -192,30 +384,352 @@
       </w:tblCellMar>
     </w:tblPr>
   </w:style>
-  <w:style w:type="numbering" w:default="1" w:styleId="a2">
+  <w:style w:type="numbering" w:default="1" w:styleId="NoList">
     <w:name w:val="No List"/>
     <w:uiPriority w:val="99"/>
     <w:semiHidden/>
     <w:unhideWhenUsed/>
   </w:style>
-  <w:style w:type="paragraph" w:styleId="a7">
-    <w:name w:val="No Spacing"/>
-    <w:basedOn w:val="a"/>
-    <w:uiPriority w:val="1"/>
+  <w:style w:type="character" w:customStyle="1" w:styleId="Heading1Char">
+    <w:name w:val="Heading 1 Char"/>
+    <w:basedOn w:val="DefaultParagraphFont"/>
+    <w:link w:val="Heading1"/>
+    <w:uiPriority w:val="9"/>
+    <w:rPr>
+      <w:rFonts w:asciiTheme="majorHAnsi" w:eastAsiaTheme="majorEastAsia" w:hAnsiTheme="majorHAnsi" w:cstheme="majorBidi"/>
+      <w:color w:val="2F5496" w:themeColor="accent1" w:themeShade="BF"/>
+      <w:sz w:val="32"/>
+      <w:szCs w:val="32"/>
+    </w:rPr>
+  </w:style>
+  <w:style w:type="character" w:customStyle="1" w:styleId="Heading2Char">
+    <w:name w:val="Heading 2 Char"/>
+    <w:basedOn w:val="DefaultParagraphFont"/>
+    <w:link w:val="Heading2"/>
+    <w:uiPriority w:val="9"/>
+    <w:rPr>
+      <w:rFonts w:asciiTheme="majorHAnsi" w:eastAsiaTheme="majorEastAsia" w:hAnsiTheme="majorHAnsi" w:cstheme="majorBidi"/>
+      <w:color w:val="2F5496" w:themeColor="accent1" w:themeShade="BF"/>
+      <w:sz w:val="26"/>
+      <w:szCs w:val="26"/>
+    </w:rPr>
+  </w:style>
+  <w:style w:type="character" w:customStyle="1" w:styleId="Heading3Char">
+    <w:name w:val="Heading 3 Char"/>
+    <w:basedOn w:val="DefaultParagraphFont"/>
+    <w:link w:val="Heading3"/>
+    <w:uiPriority w:val="9"/>
+    <w:rPr>
+      <w:rFonts w:asciiTheme="majorHAnsi" w:eastAsiaTheme="majorEastAsia" w:hAnsiTheme="majorHAnsi" w:cstheme="majorBidi"/>
+      <w:color w:val="1F3763" w:themeColor="accent1" w:themeShade="7F"/>
+      <w:sz w:val="24"/>
+      <w:szCs w:val="24"/>
+    </w:rPr>
+  </w:style>
+  <w:style w:type="character" w:customStyle="1" w:styleId="Heading4Char">
+    <w:name w:val="Heading 4 Char"/>
+    <w:basedOn w:val="DefaultParagraphFont"/>
+    <w:link w:val="Heading4"/>
+    <w:uiPriority w:val="9"/>
+    <w:rPr>
+      <w:rFonts w:asciiTheme="majorHAnsi" w:eastAsiaTheme="majorEastAsia" w:hAnsiTheme="majorHAnsi" w:cstheme="majorBidi"/>
+      <w:i/>
+      <w:iCs/>
+      <w:color w:val="2F5496" w:themeColor="accent1" w:themeShade="BF"/>
+    </w:rPr>
+  </w:style>
+  <w:style w:type="character" w:customStyle="1" w:styleId="Heading5Char">
+    <w:name w:val="Heading 5 Char"/>
+    <w:basedOn w:val="DefaultParagraphFont"/>
+    <w:link w:val="Heading5"/>
+    <w:uiPriority w:val="9"/>
+    <w:rPr>
+      <w:rFonts w:asciiTheme="majorHAnsi" w:eastAsiaTheme="majorEastAsia" w:hAnsiTheme="majorHAnsi" w:cstheme="majorBidi"/>
+      <w:color w:val="2F5496" w:themeColor="accent1" w:themeShade="BF"/>
+    </w:rPr>
+  </w:style>
+  <w:style w:type="character" w:customStyle="1" w:styleId="Heading6Char">
+    <w:name w:val="Heading 6 Char"/>
+    <w:basedOn w:val="DefaultParagraphFont"/>
+    <w:link w:val="Heading6"/>
+    <w:uiPriority w:val="9"/>
+    <w:rPr>
+      <w:rFonts w:asciiTheme="majorHAnsi" w:eastAsiaTheme="majorEastAsia" w:hAnsiTheme="majorHAnsi" w:cstheme="majorBidi"/>
+      <w:color w:val="1F3763" w:themeColor="accent1" w:themeShade="7F"/>
+    </w:rPr>
+  </w:style>
+  <w:style w:type="character" w:customStyle="1" w:styleId="Heading7Char">
+    <w:name w:val="Heading 7 Char"/>
+    <w:basedOn w:val="DefaultParagraphFont"/>
+    <w:link w:val="Heading7"/>
+    <w:uiPriority w:val="9"/>
+    <w:rPr>
+      <w:rFonts w:asciiTheme="majorHAnsi" w:eastAsiaTheme="majorEastAsia" w:hAnsiTheme="majorHAnsi" w:cstheme="majorBidi"/>
+      <w:i/>
+      <w:iCs/>
+      <w:color w:val="1F3763" w:themeColor="accent1" w:themeShade="7F"/>
+    </w:rPr>
+  </w:style>
+  <w:style w:type="character" w:customStyle="1" w:styleId="Heading8Char">
+    <w:name w:val="Heading 8 Char"/>
+    <w:basedOn w:val="DefaultParagraphFont"/>
+    <w:link w:val="Heading8"/>
+    <w:uiPriority w:val="9"/>
+    <w:rPr>
+      <w:rFonts w:asciiTheme="majorHAnsi" w:eastAsiaTheme="majorEastAsia" w:hAnsiTheme="majorHAnsi" w:cstheme="majorBidi"/>
+      <w:color w:val="272727" w:themeColor="text1" w:themeTint="D8"/>
+      <w:sz w:val="21"/>
+      <w:szCs w:val="21"/>
+    </w:rPr>
+  </w:style>
+  <w:style w:type="character" w:customStyle="1" w:styleId="Heading9Char">
+    <w:name w:val="Heading 9 Char"/>
+    <w:basedOn w:val="DefaultParagraphFont"/>
+    <w:link w:val="Heading9"/>
+    <w:uiPriority w:val="9"/>
+    <w:rPr>
+      <w:rFonts w:asciiTheme="majorHAnsi" w:eastAsiaTheme="majorEastAsia" w:hAnsiTheme="majorHAnsi" w:cstheme="majorBidi"/>
+      <w:i/>
+      <w:iCs/>
+      <w:color w:val="272727" w:themeColor="text1" w:themeTint="D8"/>
+      <w:sz w:val="21"/>
+      <w:szCs w:val="21"/>
+    </w:rPr>
+  </w:style>
+  <w:style w:type="paragraph" w:styleId="Title">
+    <w:name w:val="Title"/>
+    <w:basedOn w:val="Normal"/>
+    <w:next w:val="Normal"/>
+    <w:link w:val="TitleChar"/>
+    <w:uiPriority w:val="10"/>
     <w:qFormat/>
     <w:pPr>
       <w:spacing w:after="0" w:line="240" w:lineRule="auto"/>
-    </w:pPr>
-  </w:style>
-  <w:style w:type="paragraph" w:styleId="af5">
+      <w:contextualSpacing/>
+    </w:pPr>
+    <w:rPr>
+      <w:rFonts w:asciiTheme="majorHAnsi" w:eastAsiaTheme="majorEastAsia" w:hAnsiTheme="majorHAnsi" w:cstheme="majorBidi"/>
+      <w:spacing w:val="-10"/>
+      <w:kern w:val="28"/>
+      <w:sz w:val="56"/>
+      <w:szCs w:val="56"/>
+    </w:rPr>
+  </w:style>
+  <w:style w:type="character" w:customStyle="1" w:styleId="TitleChar">
+    <w:name w:val="Title Char"/>
+    <w:basedOn w:val="DefaultParagraphFont"/>
+    <w:link w:val="Title"/>
+    <w:uiPriority w:val="10"/>
+    <w:rPr>
+      <w:rFonts w:asciiTheme="majorHAnsi" w:eastAsiaTheme="majorEastAsia" w:hAnsiTheme="majorHAnsi" w:cstheme="majorBidi"/>
+      <w:spacing w:val="-10"/>
+      <w:kern w:val="28"/>
+      <w:sz w:val="56"/>
+      <w:szCs w:val="56"/>
+    </w:rPr>
+  </w:style>
+  <w:style w:type="paragraph" w:styleId="Subtitle">
+    <w:name w:val="Subtitle"/>
+    <w:basedOn w:val="Normal"/>
+    <w:next w:val="Normal"/>
+    <w:link w:val="SubtitleChar"/>
+    <w:uiPriority w:val="11"/>
+    <w:qFormat/>
+    <w:pPr>
+      <w:spacing w:after="160"/>
+    </w:pPr>
+    <w:rPr>
+      <w:rFonts w:eastAsiaTheme="minorEastAsia"/>
+      <w:color w:val="5A5A5A" w:themeColor="text1" w:themeTint="A5"/>
+      <w:spacing w:val="15"/>
+    </w:rPr>
+  </w:style>
+  <w:style w:type="character" w:customStyle="1" w:styleId="SubtitleChar">
+    <w:name w:val="Subtitle Char"/>
+    <w:basedOn w:val="DefaultParagraphFont"/>
+    <w:link w:val="Subtitle"/>
+    <w:uiPriority w:val="11"/>
+    <w:rPr>
+      <w:rFonts w:eastAsiaTheme="minorEastAsia"/>
+      <w:color w:val="5A5A5A" w:themeColor="text1" w:themeTint="A5"/>
+      <w:spacing w:val="15"/>
+    </w:rPr>
+  </w:style>
+  <w:style w:type="character" w:styleId="SubtleEmphasis">
+    <w:name w:val="Subtle Emphasis"/>
+    <w:basedOn w:val="DefaultParagraphFont"/>
+    <w:uiPriority w:val="19"/>
+    <w:qFormat/>
+    <w:rPr>
+      <w:i/>
+      <w:iCs/>
+      <w:color w:val="404040" w:themeColor="text1" w:themeTint="BF"/>
+    </w:rPr>
+  </w:style>
+  <w:style w:type="character" w:styleId="Emphasis">
+    <w:name w:val="Emphasis"/>
+    <w:basedOn w:val="DefaultParagraphFont"/>
+    <w:uiPriority w:val="20"/>
+    <w:qFormat/>
+    <w:rPr>
+      <w:i/>
+      <w:iCs/>
+    </w:rPr>
+  </w:style>
+  <w:style w:type="character" w:styleId="IntenseEmphasis">
+    <w:name w:val="Intense Emphasis"/>
+    <w:basedOn w:val="DefaultParagraphFont"/>
+    <w:uiPriority w:val="21"/>
+    <w:qFormat/>
+    <w:rPr>
+      <w:i/>
+      <w:iCs/>
+      <w:color w:val="4472C4" w:themeColor="accent1"/>
+    </w:rPr>
+  </w:style>
+  <w:style w:type="character" w:styleId="Strong">
+    <w:name w:val="Strong"/>
+    <w:basedOn w:val="DefaultParagraphFont"/>
+    <w:uiPriority w:val="22"/>
+    <w:qFormat/>
+    <w:rPr>
+      <w:b/>
+      <w:bCs/>
+    </w:rPr>
+  </w:style>
+  <w:style w:type="paragraph" w:styleId="Quote">
+    <w:name w:val="Quote"/>
+    <w:basedOn w:val="Normal"/>
+    <w:next w:val="Normal"/>
+    <w:link w:val="QuoteChar"/>
+    <w:uiPriority w:val="29"/>
+    <w:qFormat/>
+    <w:pPr>
+      <w:spacing w:before="200" w:after="160"/>
+      <w:ind w:left="864" w:right="864"/>
+      <w:jc w:val="center"/>
+    </w:pPr>
+    <w:rPr>
+      <w:i/>
+      <w:iCs/>
+      <w:color w:val="404040" w:themeColor="text1" w:themeTint="BF"/>
+    </w:rPr>
+  </w:style>
+  <w:style w:type="character" w:customStyle="1" w:styleId="QuoteChar">
+    <w:name w:val="Quote Char"/>
+    <w:basedOn w:val="DefaultParagraphFont"/>
+    <w:link w:val="Quote"/>
+    <w:uiPriority w:val="29"/>
+    <w:rPr>
+      <w:i/>
+      <w:iCs/>
+      <w:color w:val="404040" w:themeColor="text1" w:themeTint="BF"/>
+    </w:rPr>
+  </w:style>
+  <w:style w:type="paragraph" w:styleId="IntenseQuote">
+    <w:name w:val="Intense Quote"/>
+    <w:basedOn w:val="Normal"/>
+    <w:next w:val="Normal"/>
+    <w:link w:val="IntenseQuoteChar"/>
+    <w:uiPriority w:val="30"/>
+    <w:qFormat/>
+    <w:pPr>
+      <w:pBdr>
+        <w:top w:val="single" w:sz="4" w:space="10" w:color="4472C4" w:themeColor="accent1"/>
+        <w:bottom w:val="single" w:sz="4" w:space="10" w:color="4472C4" w:themeColor="accent1"/>
+      </w:pBdr>
+      <w:spacing w:before="360" w:after="360"/>
+      <w:ind w:left="864" w:right="864"/>
+      <w:jc w:val="center"/>
+    </w:pPr>
+    <w:rPr>
+      <w:i/>
+      <w:iCs/>
+      <w:color w:val="4472C4" w:themeColor="accent1"/>
+    </w:rPr>
+  </w:style>
+  <w:style w:type="character" w:customStyle="1" w:styleId="IntenseQuoteChar">
+    <w:name w:val="Intense Quote Char"/>
+    <w:basedOn w:val="DefaultParagraphFont"/>
+    <w:link w:val="IntenseQuote"/>
+    <w:uiPriority w:val="30"/>
+    <w:rPr>
+      <w:i/>
+      <w:iCs/>
+      <w:color w:val="4472C4" w:themeColor="accent1"/>
+    </w:rPr>
+  </w:style>
+  <w:style w:type="character" w:styleId="SubtleReference">
+    <w:name w:val="Subtle Reference"/>
+    <w:basedOn w:val="DefaultParagraphFont"/>
+    <w:uiPriority w:val="31"/>
+    <w:qFormat/>
+    <w:rPr>
+      <w:smallCaps/>
+      <w:color w:val="5A5A5A" w:themeColor="text1" w:themeTint="A5"/>
+    </w:rPr>
+  </w:style>
+  <w:style w:type="character" w:styleId="IntenseReference">
+    <w:name w:val="Intense Reference"/>
+    <w:basedOn w:val="DefaultParagraphFont"/>
+    <w:uiPriority w:val="32"/>
+    <w:qFormat/>
+    <w:rPr>
+      <w:b/>
+      <w:bCs/>
+      <w:smallCaps/>
+      <w:color w:val="4472C4" w:themeColor="accent1"/>
+      <w:spacing w:val="5"/>
+    </w:rPr>
+  </w:style>
+  <w:style w:type="character" w:styleId="BookTitle">
+    <w:name w:val="Book Title"/>
+    <w:basedOn w:val="DefaultParagraphFont"/>
+    <w:uiPriority w:val="33"/>
+    <w:qFormat/>
+    <w:rPr>
+      <w:b/>
+      <w:bCs/>
+      <w:i/>
+      <w:iCs/>
+      <w:spacing w:val="5"/>
+    </w:rPr>
+  </w:style>
+  <w:style w:type="paragraph" w:styleId="ListParagraph">
     <w:name w:val="List Paragraph"/>
-    <w:basedOn w:val="a"/>
+    <w:basedOn w:val="Normal"/>
     <w:uiPriority w:val="34"/>
     <w:qFormat/>
     <w:pPr>
       <w:ind w:left="720"/>
       <w:contextualSpacing/>
     </w:pPr>
+  </w:style>
+  <w:style w:type="paragraph" w:styleId="NoSpacing">
+    <w:name w:val="No Spacing"/>
+    <w:uiPriority w:val="1"/>
+    <w:qFormat/>
+    <w:pPr>
+      <w:spacing w:after="0" w:line="240" w:lineRule="auto"/>
+    </w:pPr>
+  </w:style>
+  <w:style w:type="table" w:styleId="TableGrid">
+    <w:name w:val="Table Grid"/>
+    <w:basedOn w:val="TableNormal"/>
+    <w:uiPriority w:val="39"/>
+    <w:pPr>
+      <w:spacing w:after="0" w:line="240" w:lineRule="auto"/>
+    </w:pPr>
+    <w:tblPr>
+      <w:tblBorders>
+        <w:top w:val="single" w:sz="4" w:space="0" w:color="auto"/>
+        <w:left w:val="single" w:sz="4" w:space="0" w:color="auto"/>
+        <w:bottom w:val="single" w:sz="4" w:space="0" w:color="auto"/>
+        <w:right w:val="single" w:sz="4" w:space="0" w:color="auto"/>
+        <w:insideH w:val="single" w:sz="4" w:space="0" w:color="auto"/>
+        <w:insideV w:val="single" w:sz="4" w:space="0" w:color="auto"/>
+      </w:tblBorders>
+    </w:tblPr>
   </w:style>
 </w:styles>
 </file>
@@ -223,7 +737,7 @@
 <file path=word/theme/theme1.xml><?xml version="1.0" encoding="utf-8"?>
 <a:theme xmlns:a="http://schemas.openxmlformats.org/drawingml/2006/main" xmlns:r="http://schemas.openxmlformats.org/officeDocument/2006/relationships" xmlns:p="http://schemas.openxmlformats.org/presentationml/2006/main" name="Office Theme">
   <a:themeElements>
-    <a:clrScheme name="New Office">
+    <a:clrScheme name="Office">
       <a:dk1>
         <a:sysClr val="windowText" lastClr="000000"/>
       </a:dk1>
@@ -237,7 +751,7 @@
         <a:srgbClr val="E7E6E6"/>
       </a:lt2>
       <a:accent1>
-        <a:srgbClr val="5B9BD5"/>
+        <a:srgbClr val="4472C4"/>
       </a:accent1>
       <a:accent2>
         <a:srgbClr val="ED7D31"/>
@@ -249,7 +763,7 @@
         <a:srgbClr val="FFC000"/>
       </a:accent4>
       <a:accent5>
-        <a:srgbClr val="4472C4"/>
+        <a:srgbClr val="5B9BD5"/>
       </a:accent5>
       <a:accent6>
         <a:srgbClr val="70AD47"/>
@@ -261,16 +775,110 @@
         <a:srgbClr val="954F72"/>
       </a:folHlink>
     </a:clrScheme>
-    <a:fontScheme name="Office Classic 2">
+    <a:fontScheme name="Office">
       <a:majorFont>
-        <a:latin typeface="Arial"/>
-        <a:ea typeface="Arial"/>
-        <a:cs typeface="Arial"/>
+        <a:latin typeface="Calibri Light" panose="020F0302020204030204"/>
+        <a:ea typeface=""/>
+        <a:cs typeface=""/>
+        <a:font script="Jpan" typeface="游ゴシック Light"/>
+        <a:font script="Hang" typeface="맑은 고딕"/>
+        <a:font script="Hans" typeface="等线 Light"/>
+        <a:font script="Hant" typeface="新細明體"/>
+        <a:font script="Arab" typeface="Times New Roman"/>
+        <a:font script="Hebr" typeface="Times New Roman"/>
+        <a:font script="Thai" typeface="Angsana New"/>
+        <a:font script="Ethi" typeface="Nyala"/>
+        <a:font script="Beng" typeface="Vrinda"/>
+        <a:font script="Gujr" typeface="Shruti"/>
+        <a:font script="Khmr" typeface="MoolBoran"/>
+        <a:font script="Knda" typeface="Tunga"/>
+        <a:font script="Guru" typeface="Raavi"/>
+        <a:font script="Cans" typeface="Euphemia"/>
+        <a:font script="Cher" typeface="Plantagenet Cherokee"/>
+        <a:font script="Yiii" typeface="Microsoft Yi Baiti"/>
+        <a:font script="Tibt" typeface="Microsoft Himalaya"/>
+        <a:font script="Thaa" typeface="MV Boli"/>
+        <a:font script="Deva" typeface="Mangal"/>
+        <a:font script="Telu" typeface="Gautami"/>
+        <a:font script="Taml" typeface="Latha"/>
+        <a:font script="Syrc" typeface="Estrangelo Edessa"/>
+        <a:font script="Orya" typeface="Kalinga"/>
+        <a:font script="Mlym" typeface="Kartika"/>
+        <a:font script="Laoo" typeface="DokChampa"/>
+        <a:font script="Sinh" typeface="Iskoola Pota"/>
+        <a:font script="Mong" typeface="Mongolian Baiti"/>
+        <a:font script="Viet" typeface="Times New Roman"/>
+        <a:font script="Uigh" typeface="Microsoft Uighur"/>
+        <a:font script="Geor" typeface="Sylfaen"/>
+        <a:font script="Armn" typeface="Arial"/>
+        <a:font script="Bugi" typeface="Leelawadee UI"/>
+        <a:font script="Bopo" typeface="Microsoft JhengHei"/>
+        <a:font script="Java" typeface="Javanese Text"/>
+        <a:font script="Lisu" typeface="Segoe UI"/>
+        <a:font script="Mymr" typeface="Myanmar Text"/>
+        <a:font script="Nkoo" typeface="Ebrima"/>
+        <a:font script="Olck" typeface="Nirmala UI"/>
+        <a:font script="Osma" typeface="Ebrima"/>
+        <a:font script="Phag" typeface="Phagspa"/>
+        <a:font script="Syrn" typeface="Estrangelo Edessa"/>
+        <a:font script="Syrj" typeface="Estrangelo Edessa"/>
+        <a:font script="Syre" typeface="Estrangelo Edessa"/>
+        <a:font script="Sora" typeface="Nirmala UI"/>
+        <a:font script="Tale" typeface="Microsoft Tai Le"/>
+        <a:font script="Talu" typeface="Microsoft New Tai Lue"/>
+        <a:font script="Tfng" typeface="Ebrima"/>
       </a:majorFont>
       <a:minorFont>
-        <a:latin typeface="Arial"/>
-        <a:ea typeface="Arial"/>
-        <a:cs typeface="Arial"/>
+        <a:latin typeface="Calibri" panose="020F0502020204030204"/>
+        <a:ea typeface=""/>
+        <a:cs typeface=""/>
+        <a:font script="Jpan" typeface="游明朝"/>
+        <a:font script="Hang" typeface="맑은 고딕"/>
+        <a:font script="Hans" typeface="等线"/>
+        <a:font script="Hant" typeface="新細明體"/>
+        <a:font script="Arab" typeface="Arial"/>
+        <a:font script="Hebr" typeface="Arial"/>
+        <a:font script="Thai" typeface="Cordia New"/>
+        <a:font script="Ethi" typeface="Nyala"/>
+        <a:font script="Beng" typeface="Vrinda"/>
+        <a:font script="Gujr" typeface="Shruti"/>
+        <a:font script="Khmr" typeface="MoolBoran"/>
+        <a:font script="Knda" typeface="Tunga"/>
+        <a:font script="Guru" typeface="Raavi"/>
+        <a:font script="Cans" typeface="Euphemia"/>
+        <a:font script="Cher" typeface="Plantagenet Cherokee"/>
+        <a:font script="Yiii" typeface="Microsoft Yi Baiti"/>
+        <a:font script="Tibt" typeface="Microsoft Himalaya"/>
+        <a:font script="Thaa" typeface="MV Boli"/>
+        <a:font script="Deva" typeface="Mangal"/>
+        <a:font script="Telu" typeface="Gautami"/>
+        <a:font script="Taml" typeface="Latha"/>
+        <a:font script="Syrc" typeface="Estrangelo Edessa"/>
+        <a:font script="Orya" typeface="Kalinga"/>
+        <a:font script="Mlym" typeface="Kartika"/>
+        <a:font script="Laoo" typeface="DokChampa"/>
+        <a:font script="Sinh" typeface="Iskoola Pota"/>
+        <a:font script="Mong" typeface="Mongolian Baiti"/>
+        <a:font script="Viet" typeface="Arial"/>
+        <a:font script="Uigh" typeface="Microsoft Uighur"/>
+        <a:font script="Geor" typeface="Sylfaen"/>
+        <a:font script="Armn" typeface="Arial"/>
+        <a:font script="Bugi" typeface="Leelawadee UI"/>
+        <a:font script="Bopo" typeface="Microsoft JhengHei"/>
+        <a:font script="Java" typeface="Javanese Text"/>
+        <a:font script="Lisu" typeface="Segoe UI"/>
+        <a:font script="Mymr" typeface="Myanmar Text"/>
+        <a:font script="Nkoo" typeface="Ebrima"/>
+        <a:font script="Olck" typeface="Nirmala UI"/>
+        <a:font script="Osma" typeface="Ebrima"/>
+        <a:font script="Phag" typeface="Phagspa"/>
+        <a:font script="Syrn" typeface="Estrangelo Edessa"/>
+        <a:font script="Syrj" typeface="Estrangelo Edessa"/>
+        <a:font script="Syre" typeface="Estrangelo Edessa"/>
+        <a:font script="Sora" typeface="Nirmala UI"/>
+        <a:font script="Tale" typeface="Microsoft Tai Le"/>
+        <a:font script="Talu" typeface="Microsoft New Tai Lue"/>
+        <a:font script="Tfng" typeface="Ebrima"/>
       </a:minorFont>
     </a:fontScheme>
     <a:fmtScheme name="Office">
